--- a/assets/scripts/lessons-from-the-1970s-the-great-inflation.docx
+++ b/assets/scripts/lessons-from-the-1970s-the-great-inflation.docx
@@ -38,12 +38,14 @@
         <w:rPr>
           <w:b/>
           <w:bCs/>
-        </w:rPr>
-      </w:pPr>
-      <w:r>
-        <w:rPr>
-          <w:b/>
-          <w:bCs/>
+          <w:color w:val="000000" w:themeColor="text1"/>
+        </w:rPr>
+      </w:pPr>
+      <w:r>
+        <w:rPr>
+          <w:b/>
+          <w:bCs/>
+          <w:color w:val="000000" w:themeColor="text1"/>
         </w:rPr>
         <w:t>Susanna Grigoryan</w:t>
       </w:r>
@@ -53,12 +55,14 @@
         <w:rPr>
           <w:b/>
           <w:bCs/>
-        </w:rPr>
-      </w:pPr>
-      <w:r>
-        <w:rPr>
-          <w:b/>
-          <w:bCs/>
+          <w:color w:val="000000" w:themeColor="text1"/>
+        </w:rPr>
+      </w:pPr>
+      <w:r>
+        <w:rPr>
+          <w:b/>
+          <w:bCs/>
+          <w:color w:val="000000" w:themeColor="text1"/>
         </w:rPr>
         <w:t>Recent Staff Member, Monetary Policy Department, Central Bank of Armenia</w:t>
       </w:r>
@@ -68,12 +72,14 @@
         <w:rPr>
           <w:b/>
           <w:bCs/>
-        </w:rPr>
-      </w:pPr>
-      <w:r>
-        <w:rPr>
-          <w:b/>
-          <w:bCs/>
+          <w:color w:val="000000" w:themeColor="text1"/>
+        </w:rPr>
+      </w:pPr>
+      <w:r>
+        <w:rPr>
+          <w:b/>
+          <w:bCs/>
+          <w:color w:val="000000" w:themeColor="text1"/>
         </w:rPr>
         <w:t>Student, Global Forecasting School</w:t>
       </w:r>
@@ -83,159 +89,398 @@
         <w:rPr>
           <w:b/>
           <w:bCs/>
-        </w:rPr>
-      </w:pPr>
-      <w:r>
-        <w:rPr>
-          <w:b/>
-          <w:bCs/>
-        </w:rPr>
-        <w:t xml:space="preserve">November </w:t>
-      </w:r>
-      <w:r>
-        <w:rPr>
-          <w:b/>
-          <w:bCs/>
-        </w:rPr>
-        <w:t>2025</w:t>
-      </w:r>
-    </w:p>
-    <w:p>
-      <w:pPr>
-        <w:rPr>
-          <w:b/>
-          <w:bCs/>
-        </w:rPr>
-      </w:pPr>
+          <w:color w:val="000000" w:themeColor="text1"/>
+        </w:rPr>
+      </w:pPr>
+      <w:r>
+        <w:rPr>
+          <w:b/>
+          <w:bCs/>
+          <w:color w:val="000000" w:themeColor="text1"/>
+        </w:rPr>
+        <w:t>November 2025</w:t>
+      </w:r>
+    </w:p>
+    <w:p>
+      <w:pPr>
+        <w:rPr>
+          <w:b/>
+          <w:bCs/>
+          <w:color w:val="000000" w:themeColor="text1"/>
+        </w:rPr>
+      </w:pPr>
+    </w:p>
+    <w:p>
+      <w:pPr>
+        <w:rPr>
+          <w:b/>
+          <w:bCs/>
+          <w:color w:val="000000" w:themeColor="text1"/>
+        </w:rPr>
+      </w:pPr>
+      <w:r>
+        <w:rPr>
+          <w:b/>
+          <w:bCs/>
+          <w:color w:val="000000" w:themeColor="text1"/>
+        </w:rPr>
+        <w:t>Note</w:t>
+      </w:r>
     </w:p>
     <w:p>
       <w:pPr>
         <w:jc w:val="both"/>
-      </w:pPr>
-      <w:r>
-        <w:t xml:space="preserve">Hello everyone, I’m </w:t>
-      </w:r>
-      <w:r>
-        <w:rPr>
-          <w:b/>
-          <w:bCs/>
-        </w:rPr>
-        <w:t>Susanna Grigoryan</w:t>
-      </w:r>
-      <w:r>
-        <w:t xml:space="preserve"> from the Monetary Policy Department at the Central Bank of Armenia. Welcome to this episode of the CBA Academy series.</w:t>
+        <w:rPr>
+          <w:b/>
+          <w:bCs/>
+          <w:color w:val="000000" w:themeColor="text1"/>
+        </w:rPr>
+      </w:pPr>
+      <w:r>
+        <w:rPr>
+          <w:b/>
+          <w:bCs/>
+          <w:color w:val="000000" w:themeColor="text1"/>
+        </w:rPr>
+        <w:t>1. Overview and Historical Context</w:t>
       </w:r>
     </w:p>
     <w:p>
       <w:pPr>
         <w:jc w:val="both"/>
-      </w:pPr>
-      <w:r>
-        <w:t>Today, we’ll look back at one of the most important chapters in modern monetary history — the Great Inflation of the 1970s. It’s a story about how economic thinking evolved, how mistakes were made, and how central banks learned to rebuild credibility. These lessons continue to shape our policies and our understanding of how to manage uncertainty even today.</w:t>
+        <w:rPr>
+          <w:color w:val="000000" w:themeColor="text1"/>
+        </w:rPr>
+      </w:pPr>
+      <w:r>
+        <w:rPr>
+          <w:color w:val="000000" w:themeColor="text1"/>
+        </w:rPr>
+        <w:t>The Great Inflation of the 1970s stands as one of the defining episodes in the history of modern macroeconomics. It marked the breakdown of the post-war Keynesian consensus and forced a fundamental rethinking of how monetary policy should be conducted. Throughout the 1950s and early 1960s, policymakers believed they could fine-tune the economy, maintaining both full employment and price stability. This confidence was grounded in the apparent stability of the Phillips Curve, which suggested a reliable trade-off between inflation and unemployment.</w:t>
       </w:r>
     </w:p>
     <w:p>
       <w:pPr>
         <w:jc w:val="both"/>
-      </w:pPr>
-      <w:r>
-        <w:t>In the 1960s, many economists believed there was a stable trade-off between inflation and unemployment, an idea captured by the Phillips Curve. Policymakers thought they could keep unemployment permanently lower by tolerating a bit more inflation. But this belief turned out to be dangerously misleading.</w:t>
+        <w:rPr>
+          <w:color w:val="000000" w:themeColor="text1"/>
+        </w:rPr>
+      </w:pPr>
+      <w:r>
+        <w:rPr>
+          <w:color w:val="000000" w:themeColor="text1"/>
+        </w:rPr>
+        <w:t>However, the economic environment of the late 1960s and 1970s proved far more complex. Wage-setting behaviour, productivity shocks, and shifts in inflation expectations all interacted in ways that made this trade-off unstable. As inflation accelerated, the credibility of central banks deteriorated, and inflation expectations became unanchored. These developments ushered in a new era of macroeconomic instability, culminating in what became known as the Great Inflation.</w:t>
       </w:r>
     </w:p>
     <w:p>
       <w:pPr>
         <w:jc w:val="both"/>
-      </w:pPr>
-      <w:r>
-        <w:t>Economists like Milton Friedman and Edmund Phelps challenged that thinking. They introduced what became known as the natural rate hypothesis — the idea that trying to keep unemployment below its natural level would only cause inflation to accelerate. By the early 1970s, this became painfully clear. Governments and central banks continued to stimulate demand even as inflation expectations rose. Then came the oil price shocks, which pushed inflation even higher and exposed the limits of trying to fine-tune the economy.</w:t>
+        <w:rPr>
+          <w:b/>
+          <w:bCs/>
+          <w:color w:val="000000" w:themeColor="text1"/>
+        </w:rPr>
+      </w:pPr>
+      <w:r>
+        <w:rPr>
+          <w:b/>
+          <w:bCs/>
+          <w:color w:val="000000" w:themeColor="text1"/>
+        </w:rPr>
+        <w:t>2. The Phillips Curve Debate and the Natural Rate Hypothesis</w:t>
       </w:r>
     </w:p>
     <w:p>
       <w:pPr>
         <w:jc w:val="both"/>
-      </w:pPr>
-      <w:r>
-        <w:t>The result was the Great Inflation — a period of rising prices, falling real incomes, and growing doubts about the effectiveness of macroeconomic policy. It took decisive action to restore stability, most famously under Paul Volcker at the U.S. Federal Reserve. His approach was painful, involving deep recessions and difficult policy choices, but it succeeded in bringing inflation down and restoring credibility to monetary policy.</w:t>
+        <w:rPr>
+          <w:color w:val="000000" w:themeColor="text1"/>
+        </w:rPr>
+      </w:pPr>
+      <w:r>
+        <w:rPr>
+          <w:color w:val="000000" w:themeColor="text1"/>
+        </w:rPr>
+        <w:t>At the heart of this intellectual shift were two seminal contributions: Milton Friedman’s 1968 American Economic Association presidential address, “The Role of Monetary Policy,” and Edmund Phelps’s work on wage and price dynamics. Both argued that any apparent trade-off between inflation and unemployment was temporary. In the long run, unemployment would return to its “natural rate,” determined by structural features of the labour market, while inflation would continue to rise if monetary policy remained too loose.</w:t>
       </w:r>
     </w:p>
     <w:p>
       <w:pPr>
         <w:jc w:val="both"/>
-      </w:pPr>
-      <w:r>
-        <w:t xml:space="preserve">The lessons from that period remain at the heart of modern central banking. First, there is no long-run trade-off between inflation and unemployment. Once people and firms </w:t>
-      </w:r>
-      <w:r>
+        <w:rPr>
+          <w:b/>
+          <w:bCs/>
+          <w:color w:val="000000" w:themeColor="text1"/>
+        </w:rPr>
+      </w:pPr>
+      <w:r>
+        <w:rPr>
+          <w:color w:val="000000" w:themeColor="text1"/>
+        </w:rPr>
         <w:lastRenderedPageBreak/>
-        <w:t>adjust their expectations, higher inflation brings no lasting benefit — only higher inflation. Second, credibility matters. Central banks must earn and maintain public trust through consistent and transparent actions. And third, humility is essential. The economy is complex and uncertain, and the 1970s taught policymakers to respect that uncertainty, to understand policy lags, and to avoid excessive confidence in any single model or forecast.</w:t>
+        <w:t>Friedman and Phelps introduced the idea that expectations play a central role in determining inflation outcomes. Once workers and firms anticipate higher prices, they adjust wages and contracts, accordingly, embedding inflation into the system. The result is an upward drift in inflation without any sustained employment gains. This insight marked the birth of the expectations-augmented Phillips Curve, the foundation of modern monetary policymaking.</w:t>
+      </w:r>
+      <w:r>
+        <w:rPr>
+          <w:b/>
+          <w:bCs/>
+          <w:color w:val="000000" w:themeColor="text1"/>
+        </w:rPr>
+        <w:t>3. Policy Failures and the Great Inflation</w:t>
       </w:r>
     </w:p>
     <w:p>
       <w:pPr>
         <w:jc w:val="both"/>
-      </w:pPr>
-      <w:r>
-        <w:t xml:space="preserve">These lessons continue to guide the way we design and implement monetary policy frameworks today — including the Central Bank of Armenia’s Prudent Risk Management Approach, or FPAS Mark II. This approach treats policy as a continuous process of learning and decision-making under uncertainty. It recognizes that what matters most is not claiming </w:t>
-      </w:r>
-      <w:proofErr w:type="gramStart"/>
-      <w:r>
-        <w:t>precision, but</w:t>
-      </w:r>
-      <w:proofErr w:type="gramEnd"/>
-      <w:r>
-        <w:t xml:space="preserve"> managing risks prudently and communicating clearly.</w:t>
+        <w:rPr>
+          <w:color w:val="000000" w:themeColor="text1"/>
+        </w:rPr>
+      </w:pPr>
+      <w:r>
+        <w:rPr>
+          <w:color w:val="000000" w:themeColor="text1"/>
+        </w:rPr>
+        <w:t>The Great Inflation was not caused by a single shock but by a series of policy misjudgements that interacted with external disturbances. Expansionary fiscal and monetary policies, aimed at maintaining high employment, were pursued even as inflation pressures grew. The first oil shock of 1973–74 amplified these pressures, pushing up costs and further unsettling expectations.</w:t>
       </w:r>
     </w:p>
     <w:p>
       <w:pPr>
         <w:jc w:val="both"/>
-      </w:pPr>
-      <w:r>
-        <w:t>I would like to thank Douglas Laxton from the Better Policy Project, and my colleagues Jared Laxton, Asya Kostanyan, and Sopio Mkervalidze from the Global Forecasting School for their guidance and feedback in preparing this episode.</w:t>
+        <w:rPr>
+          <w:color w:val="000000" w:themeColor="text1"/>
+          <w:lang w:val="en-US"/>
+        </w:rPr>
+      </w:pPr>
+      <w:r>
+        <w:rPr>
+          <w:color w:val="000000" w:themeColor="text1"/>
+        </w:rPr>
+        <w:t xml:space="preserve">Policymakers initially viewed these developments as temporary and believed inflation could be reduced gradually without recession. However, this misconception allowed the periodic oil price shocks of the 1970’s to feed into higher inflation expectations, and the economy entered a vicious circle of wage-price dynamics. Attempts to restrain inflation through price and wage controls failed, and the credibility of central banks declined sharply. By the late 1970s, inflation had become deeply </w:t>
+      </w:r>
+      <w:r>
+        <w:rPr>
+          <w:color w:val="000000" w:themeColor="text1"/>
+          <w:lang w:val="en-US"/>
+        </w:rPr>
+        <w:t>entrenched, with long-term expectations rising well above levels consistent with price stability</w:t>
+      </w:r>
+      <w:r>
+        <w:rPr>
+          <w:color w:val="000000" w:themeColor="text1"/>
+        </w:rPr>
+        <w:t>.</w:t>
       </w:r>
     </w:p>
     <w:p>
       <w:pPr>
         <w:jc w:val="both"/>
-      </w:pPr>
-      <w:r>
-        <w:t>The 1970s taught central banks around the world a simple but powerful lesson: credibility is earned through consistent and transparent action. Thank you for joining me, and I look forward to continuing this learning journey with you in future episodes of the CBA Academy.</w:t>
-      </w:r>
-    </w:p>
-    <w:p>
-      <w:pPr>
-        <w:rPr>
-          <w:b/>
-          <w:bCs/>
-        </w:rPr>
-      </w:pPr>
-      <w:r>
-        <w:rPr>
-          <w:b/>
-          <w:bCs/>
-        </w:rPr>
-        <w:t>See you there.</w:t>
-      </w:r>
-    </w:p>
-    <w:p>
-      <w:pPr>
-        <w:rPr>
-          <w:b/>
-          <w:bCs/>
-        </w:rPr>
-      </w:pPr>
-    </w:p>
-    <w:p>
-      <w:pPr>
-        <w:rPr>
-          <w:b/>
-          <w:bCs/>
-        </w:rPr>
-      </w:pPr>
-      <w:r>
-        <w:rPr>
-          <w:b/>
-          <w:bCs/>
+        <w:rPr>
+          <w:b/>
+          <w:bCs/>
+          <w:color w:val="000000" w:themeColor="text1"/>
+        </w:rPr>
+      </w:pPr>
+      <w:r>
+        <w:rPr>
+          <w:b/>
+          <w:bCs/>
+          <w:color w:val="000000" w:themeColor="text1"/>
+        </w:rPr>
+        <w:t>4. The Volcker Disinflation and the Return to Credibility</w:t>
+      </w:r>
+    </w:p>
+    <w:p>
+      <w:pPr>
+        <w:jc w:val="both"/>
+        <w:rPr>
+          <w:color w:val="000000" w:themeColor="text1"/>
+        </w:rPr>
+      </w:pPr>
+      <w:r>
+        <w:rPr>
+          <w:color w:val="000000" w:themeColor="text1"/>
+        </w:rPr>
+        <w:t>It was only after a dramatic policy shift under Paul Volcker at the U.S. Federal Reserve that inflation began to fall. Volcker’s approach emphasized monetary restraint and a willingness to tolerate short-term output losses to restore price stability. The resulting disinflation was painful but transformative: it demonstrated that credible policy actions could realign expectations and bring inflation under control.</w:t>
+      </w:r>
+    </w:p>
+    <w:p>
+      <w:pPr>
+        <w:jc w:val="both"/>
+        <w:rPr>
+          <w:color w:val="000000" w:themeColor="text1"/>
+        </w:rPr>
+      </w:pPr>
+      <w:r>
+        <w:rPr>
+          <w:color w:val="000000" w:themeColor="text1"/>
+        </w:rPr>
+        <w:t>Debelle and Laxton (1996) build on the Phillips curve analysis by introducing convexity and show that when inflation expectations drift higher, the costs of bringing inflation back down increase disproportionately. This explains why the disinflation in the early 1980s required such forceful action by Volcker.</w:t>
+      </w:r>
+    </w:p>
+    <w:p>
+      <w:pPr>
+        <w:jc w:val="both"/>
+        <w:rPr>
+          <w:color w:val="000000" w:themeColor="text1"/>
+        </w:rPr>
+      </w:pPr>
+      <w:r>
+        <w:rPr>
+          <w:color w:val="000000" w:themeColor="text1"/>
+        </w:rPr>
+        <w:t>The Volcker episode also illustrated a key principle of modern monetary policy, that central banks must act decisively and communicate clearly about their commitment to price stability. This experience laid the groundwork for the inflation-targeting frameworks that emerged in the 1990s and later evolved into flexible, risk-aware approaches such as FPAS Mark II.</w:t>
+      </w:r>
+    </w:p>
+    <w:p>
+      <w:pPr>
+        <w:jc w:val="both"/>
+        <w:rPr>
+          <w:b/>
+          <w:bCs/>
+          <w:color w:val="000000" w:themeColor="text1"/>
+        </w:rPr>
+      </w:pPr>
+      <w:r>
+        <w:rPr>
+          <w:b/>
+          <w:bCs/>
+          <w:color w:val="000000" w:themeColor="text1"/>
+        </w:rPr>
+        <w:t>5. Legacy for Modern Frameworks</w:t>
+      </w:r>
+    </w:p>
+    <w:p>
+      <w:pPr>
+        <w:jc w:val="both"/>
+        <w:rPr>
+          <w:color w:val="000000" w:themeColor="text1"/>
+        </w:rPr>
+      </w:pPr>
+      <w:r>
+        <w:rPr>
+          <w:color w:val="000000" w:themeColor="text1"/>
+        </w:rPr>
+        <w:lastRenderedPageBreak/>
+        <w:t>The lessons of the Great Inflation reshaped central banking worldwide. They led to the recognition that monetary policy cannot exploit short-run trade-offs indefinitely and that credibility, transparency, and accountability are essential for maintaining price stability.</w:t>
+      </w:r>
+    </w:p>
+    <w:p>
+      <w:pPr>
+        <w:jc w:val="both"/>
+        <w:rPr>
+          <w:color w:val="000000" w:themeColor="text1"/>
+        </w:rPr>
+      </w:pPr>
+      <w:r>
+        <w:rPr>
+          <w:color w:val="000000" w:themeColor="text1"/>
+        </w:rPr>
+        <w:t>Freedman and Laxton, “Why Inflation Targeting?”, explains that modern inflation targeting rests on two crucial ideas: first, there is no long-run trade-off between inflation and unemployment; and second, policymakers face a time-inconsistency problem that encourages surprise inflation without long-run benefits as initially proposed by Kydland and Prescott (1977).</w:t>
+      </w:r>
+    </w:p>
+    <w:p>
+      <w:pPr>
+        <w:jc w:val="both"/>
+        <w:rPr>
+          <w:color w:val="000000" w:themeColor="text1"/>
+        </w:rPr>
+      </w:pPr>
+      <w:r>
+        <w:rPr>
+          <w:color w:val="000000" w:themeColor="text1"/>
+        </w:rPr>
+        <w:t>In practice, this intellectual transformation gave rise to inflation targeting, a framework that emphasizes forward-looking policy, clear nominal anchors, and communication as tools for shaping expectations. As inflation targeting matured, it evolved into the Forecasting and Policy Analysis System (FPAS), which integrated modelling, scenario analysis, and structured policy discussions to support consistent, credible decision-making.</w:t>
+      </w:r>
+    </w:p>
+    <w:p>
+      <w:pPr>
+        <w:jc w:val="both"/>
+        <w:rPr>
+          <w:b/>
+          <w:bCs/>
+          <w:color w:val="000000" w:themeColor="text1"/>
+        </w:rPr>
+      </w:pPr>
+      <w:r>
+        <w:rPr>
+          <w:b/>
+          <w:bCs/>
+          <w:color w:val="000000" w:themeColor="text1"/>
+        </w:rPr>
+        <w:t>6. Armenia’s Application: The Prudent Risk Management Approach</w:t>
+      </w:r>
+    </w:p>
+    <w:p>
+      <w:pPr>
+        <w:jc w:val="both"/>
+        <w:rPr>
+          <w:color w:val="000000" w:themeColor="text1"/>
+        </w:rPr>
+      </w:pPr>
+      <w:r>
+        <w:rPr>
+          <w:color w:val="000000" w:themeColor="text1"/>
+        </w:rPr>
+        <w:t>For the Central Bank of Armenia, the lessons of the Great Inflation are not abstract history. They underpin the evolution of the Prudent Risk Management Approach to Price Stability, FPAS Mark II. This framework recognizes that policymakers must operate under uncertainty and that overconfidence in a single model or baseline scenario can lead to costly mistakes.</w:t>
+      </w:r>
+    </w:p>
+    <w:p>
+      <w:pPr>
+        <w:jc w:val="both"/>
+        <w:rPr>
+          <w:color w:val="000000" w:themeColor="text1"/>
+        </w:rPr>
+      </w:pPr>
+      <w:r>
+        <w:rPr>
+          <w:color w:val="000000" w:themeColor="text1"/>
+        </w:rPr>
+        <w:t>The benefits of the new framework could already be seen prior to the official adoption of FPAS Mark II in 2025. While the new framework was being developed, the CBA was already approaching the COVID-19 pandemic era economy with risk management in mind. Prominent competing narratives in 2021 was whether inflation would be temporary or persistent. This led to the focus of using sticky and flexible price inflation as a relevant framework for analysing the economy during that time. During both the 1970s and the 2021–22 inflation surge, sticky-price components moved sharply upward, signalling persistent inflation pressures earlier than many policymakers recognized. Unfortunately, many central banks relied too heavily on mechanical nowcasting models, unreliable survey expectations, and output gap estimates that did not account for pandemic-driven supply disruptions. These errors delayed policy tightening and allowed inflationary pressures to build. Meanwhile, the CBA was one of the first central banks in the world to start tightening monetary policy to prevent inflation from getting entrenched.</w:t>
+      </w:r>
+    </w:p>
+    <w:p>
+      <w:pPr>
+        <w:jc w:val="both"/>
+        <w:rPr>
+          <w:color w:val="000000" w:themeColor="text1"/>
+        </w:rPr>
+      </w:pPr>
+      <w:r>
+        <w:rPr>
+          <w:color w:val="000000" w:themeColor="text1"/>
+        </w:rPr>
+        <w:t xml:space="preserve">FPAS Mark II moves beyond deterministic analysis toward a system that explicitly weighs risks and alternative scenarios. It builds credibility not by claiming precision, but by </w:t>
+      </w:r>
+      <w:r>
+        <w:rPr>
+          <w:color w:val="000000" w:themeColor="text1"/>
+        </w:rPr>
+        <w:lastRenderedPageBreak/>
+        <w:t>demonstrating prudence, acknowledging uncertainty, managing expectations, and acting consistently with a well-defined objective of price stability. This approach directly reflects the intellectual legacy of the 1970s: humility, adaptability, and a deep understanding of how expectations drive economic outcomes.</w:t>
+      </w:r>
+    </w:p>
+    <w:p>
+      <w:pPr>
+        <w:jc w:val="both"/>
+        <w:rPr>
+          <w:color w:val="000000" w:themeColor="text1"/>
+        </w:rPr>
+      </w:pPr>
+    </w:p>
+    <w:p>
+      <w:pPr>
+        <w:rPr>
+          <w:b/>
+          <w:bCs/>
+          <w:color w:val="000000" w:themeColor="text1"/>
+        </w:rPr>
+      </w:pPr>
+      <w:r>
+        <w:rPr>
+          <w:b/>
+          <w:bCs/>
+          <w:color w:val="000000" w:themeColor="text1"/>
         </w:rPr>
         <w:t>Literature &amp; Further Reading</w:t>
       </w:r>
@@ -246,8 +491,15 @@
           <w:ilvl w:val="0"/>
           <w:numId w:val="2"/>
         </w:numPr>
-      </w:pPr>
-      <w:r>
+        <w:jc w:val="both"/>
+        <w:rPr>
+          <w:color w:val="000000" w:themeColor="text1"/>
+        </w:rPr>
+      </w:pPr>
+      <w:r>
+        <w:rPr>
+          <w:color w:val="000000" w:themeColor="text1"/>
+        </w:rPr>
         <w:t>CBA Academy. 2025. </w:t>
       </w:r>
       <w:hyperlink r:id="rId7" w:tgtFrame="_blank" w:history="1">
@@ -256,18 +508,35 @@
             <w:rStyle w:val="Hyperlink"/>
             <w:i/>
             <w:iCs/>
+            <w:color w:val="000000" w:themeColor="text1"/>
           </w:rPr>
-          <w:t>Onboarding Platform for New Board Members: Monetary Policy and the Evolution of Modern Central Banking.</w:t>
+          <w:t>Onboarding Platform.</w:t>
         </w:r>
         <w:r>
           <w:rPr>
             <w:rStyle w:val="Hyperlink"/>
+            <w:color w:val="000000" w:themeColor="text1"/>
           </w:rPr>
           <w:t> </w:t>
         </w:r>
       </w:hyperlink>
       <w:r>
-        <w:t>Central Bank of Armenia, October.</w:t>
+        <w:rPr>
+          <w:color w:val="000000" w:themeColor="text1"/>
+        </w:rPr>
+        <w:t xml:space="preserve">Central Bank of Armenia, </w:t>
+      </w:r>
+      <w:r>
+        <w:rPr>
+          <w:color w:val="000000" w:themeColor="text1"/>
+        </w:rPr>
+        <w:t>December 2025</w:t>
+      </w:r>
+      <w:r>
+        <w:rPr>
+          <w:color w:val="000000" w:themeColor="text1"/>
+        </w:rPr>
+        <w:t>.</w:t>
       </w:r>
     </w:p>
     <w:p>
@@ -276,14 +545,22 @@
           <w:ilvl w:val="0"/>
           <w:numId w:val="2"/>
         </w:numPr>
-      </w:pPr>
-      <w:r>
+        <w:jc w:val="both"/>
+        <w:rPr>
+          <w:color w:val="000000" w:themeColor="text1"/>
+        </w:rPr>
+      </w:pPr>
+      <w:r>
+        <w:rPr>
+          <w:color w:val="000000" w:themeColor="text1"/>
+        </w:rPr>
         <w:t>Friedman, M. 1968. </w:t>
       </w:r>
       <w:hyperlink r:id="rId8" w:tgtFrame="_blank" w:history="1">
         <w:r>
           <w:rPr>
             <w:rStyle w:val="Hyperlink"/>
+            <w:color w:val="000000" w:themeColor="text1"/>
           </w:rPr>
           <w:t>“The Role of Monetary Policy.” </w:t>
         </w:r>
@@ -292,12 +569,14 @@
             <w:rStyle w:val="Hyperlink"/>
             <w:i/>
             <w:iCs/>
+            <w:color w:val="000000" w:themeColor="text1"/>
           </w:rPr>
           <w:t>American Economic Review</w:t>
         </w:r>
         <w:r>
           <w:rPr>
             <w:rStyle w:val="Hyperlink"/>
+            <w:color w:val="000000" w:themeColor="text1"/>
           </w:rPr>
           <w:t> 58 (1): 1–17.</w:t>
         </w:r>
@@ -309,14 +588,22 @@
           <w:ilvl w:val="0"/>
           <w:numId w:val="2"/>
         </w:numPr>
-      </w:pPr>
-      <w:r>
+        <w:jc w:val="both"/>
+        <w:rPr>
+          <w:color w:val="000000" w:themeColor="text1"/>
+        </w:rPr>
+      </w:pPr>
+      <w:r>
+        <w:rPr>
+          <w:color w:val="000000" w:themeColor="text1"/>
+        </w:rPr>
         <w:t>Phelps, E. 1968. </w:t>
       </w:r>
       <w:hyperlink r:id="rId9" w:tgtFrame="_blank" w:history="1">
         <w:r>
           <w:rPr>
             <w:rStyle w:val="Hyperlink"/>
+            <w:color w:val="000000" w:themeColor="text1"/>
           </w:rPr>
           <w:t>“Money-Wage Dynamics and Labor Market Equilibrium.” </w:t>
         </w:r>
@@ -325,12 +612,14 @@
             <w:rStyle w:val="Hyperlink"/>
             <w:i/>
             <w:iCs/>
+            <w:color w:val="000000" w:themeColor="text1"/>
           </w:rPr>
           <w:t>Journal of Political Economy</w:t>
         </w:r>
         <w:r>
           <w:rPr>
             <w:rStyle w:val="Hyperlink"/>
+            <w:color w:val="000000" w:themeColor="text1"/>
           </w:rPr>
           <w:t> 76 (4): 678–711.</w:t>
         </w:r>
@@ -342,8 +631,15 @@
           <w:ilvl w:val="0"/>
           <w:numId w:val="2"/>
         </w:numPr>
-      </w:pPr>
-      <w:r>
+        <w:jc w:val="both"/>
+        <w:rPr>
+          <w:color w:val="000000" w:themeColor="text1"/>
+        </w:rPr>
+      </w:pPr>
+      <w:r>
+        <w:rPr>
+          <w:color w:val="000000" w:themeColor="text1"/>
+        </w:rPr>
         <w:t>Debelle, G., and D. Laxton. 1996. </w:t>
       </w:r>
       <w:hyperlink r:id="rId10" w:tgtFrame="_blank" w:history="1">
@@ -352,6 +648,7 @@
             <w:rStyle w:val="Hyperlink"/>
             <w:i/>
             <w:iCs/>
+            <w:color w:val="000000" w:themeColor="text1"/>
           </w:rPr>
           <w:t>Is the Phillips Curve Really Convex?</w:t>
         </w:r>
@@ -363,14 +660,22 @@
           <w:ilvl w:val="0"/>
           <w:numId w:val="2"/>
         </w:numPr>
-      </w:pPr>
-      <w:r>
+        <w:jc w:val="both"/>
+        <w:rPr>
+          <w:color w:val="000000" w:themeColor="text1"/>
+        </w:rPr>
+      </w:pPr>
+      <w:r>
+        <w:rPr>
+          <w:color w:val="000000" w:themeColor="text1"/>
+        </w:rPr>
         <w:t>Debelle, G., and D. Laxton. 1997. </w:t>
       </w:r>
       <w:hyperlink r:id="rId11" w:tgtFrame="_blank" w:history="1">
         <w:r>
           <w:rPr>
             <w:rStyle w:val="Hyperlink"/>
+            <w:color w:val="000000" w:themeColor="text1"/>
           </w:rPr>
           <w:t>“Is the Phillips Curve Really Convex?” </w:t>
         </w:r>
@@ -379,12 +684,14 @@
             <w:rStyle w:val="Hyperlink"/>
             <w:i/>
             <w:iCs/>
+            <w:color w:val="000000" w:themeColor="text1"/>
           </w:rPr>
           <w:t>IMF Staff Papers</w:t>
         </w:r>
         <w:r>
           <w:rPr>
             <w:rStyle w:val="Hyperlink"/>
+            <w:color w:val="000000" w:themeColor="text1"/>
           </w:rPr>
           <w:t> 44 (2): 249–282.</w:t>
         </w:r>
@@ -396,9 +703,15 @@
           <w:ilvl w:val="0"/>
           <w:numId w:val="2"/>
         </w:numPr>
-      </w:pPr>
-      <w:r>
-        <w:lastRenderedPageBreak/>
+        <w:jc w:val="both"/>
+        <w:rPr>
+          <w:color w:val="000000" w:themeColor="text1"/>
+        </w:rPr>
+      </w:pPr>
+      <w:r>
+        <w:rPr>
+          <w:color w:val="000000" w:themeColor="text1"/>
+        </w:rPr>
         <w:t>Freedman, C., and D. Laxton. 2009. </w:t>
       </w:r>
       <w:hyperlink r:id="rId12" w:tgtFrame="_blank" w:history="1">
@@ -407,12 +720,14 @@
             <w:rStyle w:val="Hyperlink"/>
             <w:i/>
             <w:iCs/>
+            <w:color w:val="000000" w:themeColor="text1"/>
           </w:rPr>
           <w:t>Why Inflation Targeting?</w:t>
         </w:r>
         <w:r>
           <w:rPr>
             <w:rStyle w:val="Hyperlink"/>
+            <w:color w:val="000000" w:themeColor="text1"/>
           </w:rPr>
           <w:t> IMF Working Paper No. 09/86. Washington, DC: International Monetary Fund.</w:t>
         </w:r>
@@ -420,21 +735,355 @@
     </w:p>
     <w:p>
       <w:pPr>
+        <w:pStyle w:val="ListBullet"/>
         <w:numPr>
           <w:ilvl w:val="0"/>
           <w:numId w:val="2"/>
         </w:numPr>
-      </w:pPr>
+        <w:jc w:val="both"/>
+        <w:rPr>
+          <w:color w:val="000000" w:themeColor="text1"/>
+          <w:sz w:val="24"/>
+          <w:szCs w:val="24"/>
+        </w:rPr>
+      </w:pPr>
+      <w:r>
+        <w:rPr>
+          <w:color w:val="000000" w:themeColor="text1"/>
+          <w:sz w:val="24"/>
+          <w:szCs w:val="24"/>
+        </w:rPr>
+        <w:t>Kydland, F., &amp; Prescott, E. (1977). </w:t>
+      </w:r>
       <w:hyperlink r:id="rId13" w:tgtFrame="_blank" w:history="1">
         <w:r>
           <w:rPr>
             <w:rStyle w:val="Hyperlink"/>
-            <w:i/>
-            <w:iCs/>
+            <w:color w:val="000000" w:themeColor="text1"/>
+            <w:sz w:val="24"/>
+            <w:szCs w:val="24"/>
           </w:rPr>
-          <w:t>Prudent Risk Management Approach to Monetary Policy.</w:t>
+          <w:t>Rules Rather than Discretion: The Inconsistency of Optimal Plans.</w:t>
         </w:r>
       </w:hyperlink>
+    </w:p>
+    <w:p>
+      <w:pPr>
+        <w:pStyle w:val="ListParagraph"/>
+        <w:numPr>
+          <w:ilvl w:val="0"/>
+          <w:numId w:val="2"/>
+        </w:numPr>
+        <w:spacing w:before="227" w:line="312" w:lineRule="auto"/>
+        <w:ind w:right="524"/>
+        <w:jc w:val="both"/>
+        <w:rPr>
+          <w:iCs/>
+          <w:color w:val="000000" w:themeColor="text1"/>
+        </w:rPr>
+      </w:pPr>
+      <w:r>
+        <w:rPr>
+          <w:color w:val="000000" w:themeColor="text1"/>
+        </w:rPr>
+        <w:t>Laxton, D., Avetisyan, H. and Avagyan, V.. December 2025.</w:t>
+      </w:r>
+      <w:r>
+        <w:rPr>
+          <w:color w:val="000000" w:themeColor="text1"/>
+          <w:spacing w:val="80"/>
+        </w:rPr>
+        <w:t xml:space="preserve"> </w:t>
+      </w:r>
+      <w:r>
+        <w:rPr>
+          <w:iCs/>
+          <w:color w:val="000000" w:themeColor="text1"/>
+        </w:rPr>
+        <w:t xml:space="preserve">Prudent Risk Management Approach to </w:t>
+      </w:r>
+      <w:r>
+        <w:rPr>
+          <w:iCs/>
+          <w:color w:val="000000" w:themeColor="text1"/>
+        </w:rPr>
+        <w:t>Price Stability</w:t>
+      </w:r>
+      <w:r>
+        <w:rPr>
+          <w:iCs/>
+          <w:color w:val="000000" w:themeColor="text1"/>
+        </w:rPr>
+        <w:t>: Theory and Practice of FPAS Mark II at the Central Bank of Armenia. Unpublished Working Draft</w:t>
+      </w:r>
+      <w:r>
+        <w:rPr>
+          <w:iCs/>
+          <w:color w:val="000000" w:themeColor="text1"/>
+        </w:rPr>
+        <w:t>.</w:t>
+      </w:r>
+    </w:p>
+    <w:p>
+      <w:pPr>
+        <w:jc w:val="both"/>
+        <w:rPr>
+          <w:color w:val="000000" w:themeColor="text1"/>
+        </w:rPr>
+      </w:pPr>
+      <w:r>
+        <w:rPr>
+          <w:color w:val="000000" w:themeColor="text1"/>
+        </w:rPr>
+        <w:pict w14:anchorId="2B821E3B">
+          <v:rect id="_x0000_i1025" style="width:0;height:1.5pt" o:hralign="center" o:hrstd="t" o:hr="t" fillcolor="#a0a0a0" stroked="f"/>
+        </w:pict>
+      </w:r>
+    </w:p>
+    <w:p>
+      <w:pPr>
+        <w:rPr>
+          <w:b/>
+          <w:bCs/>
+          <w:color w:val="000000" w:themeColor="text1"/>
+        </w:rPr>
+      </w:pPr>
+    </w:p>
+    <w:p>
+      <w:pPr>
+        <w:rPr>
+          <w:b/>
+          <w:bCs/>
+          <w:color w:val="000000" w:themeColor="text1"/>
+        </w:rPr>
+      </w:pPr>
+      <w:r>
+        <w:rPr>
+          <w:b/>
+          <w:bCs/>
+          <w:color w:val="000000" w:themeColor="text1"/>
+        </w:rPr>
+        <w:t>Script</w:t>
+      </w:r>
+    </w:p>
+    <w:p>
+      <w:pPr>
+        <w:jc w:val="both"/>
+        <w:rPr>
+          <w:color w:val="000000" w:themeColor="text1"/>
+        </w:rPr>
+      </w:pPr>
+      <w:r>
+        <w:rPr>
+          <w:color w:val="000000" w:themeColor="text1"/>
+        </w:rPr>
+        <w:t xml:space="preserve">Hello everyone, I’m </w:t>
+      </w:r>
+      <w:r>
+        <w:rPr>
+          <w:b/>
+          <w:bCs/>
+          <w:color w:val="000000" w:themeColor="text1"/>
+        </w:rPr>
+        <w:t>Susanna Grigoryan</w:t>
+      </w:r>
+      <w:r>
+        <w:rPr>
+          <w:color w:val="000000" w:themeColor="text1"/>
+        </w:rPr>
+        <w:t xml:space="preserve"> from the Monetary Policy Department at the Central Bank of Armenia. Welcome to this episode of the CBA Academy series.</w:t>
+      </w:r>
+    </w:p>
+    <w:p>
+      <w:pPr>
+        <w:rPr>
+          <w:b/>
+          <w:bCs/>
+          <w:color w:val="000000" w:themeColor="text1"/>
+        </w:rPr>
+      </w:pPr>
+      <w:r>
+        <w:rPr>
+          <w:color w:val="000000" w:themeColor="text1"/>
+        </w:rPr>
+        <w:t>In this video, we explore the essential lessons from the Great Inflation and how they remain directly relevant today.</w:t>
+      </w:r>
+      <w:r>
+        <w:rPr>
+          <w:color w:val="000000" w:themeColor="text1"/>
+        </w:rPr>
+        <w:br/>
+      </w:r>
+      <w:r>
+        <w:rPr>
+          <w:color w:val="000000" w:themeColor="text1"/>
+        </w:rPr>
+        <w:br/>
+      </w:r>
+      <w:r>
+        <w:rPr>
+          <w:color w:val="000000" w:themeColor="text1"/>
+        </w:rPr>
+        <w:lastRenderedPageBreak/>
+        <w:t>A key reference for this discussion is the IMF Working Paper by Charles Freedman and Douglas Laxton, “Why Inflation Targeting?” This paper explains that modern inflation targeting rests on two crucial ideas: first, there is no long-run trade-off between inflation and unemployment; and second, policymakers face a time-inconsistency problem that encourages surprise inflation without long-run benefits.</w:t>
+      </w:r>
+      <w:r>
+        <w:rPr>
+          <w:color w:val="000000" w:themeColor="text1"/>
+        </w:rPr>
+        <w:br/>
+      </w:r>
+      <w:r>
+        <w:rPr>
+          <w:color w:val="000000" w:themeColor="text1"/>
+        </w:rPr>
+        <w:br/>
+        <w:t>Another important insight comes from Guy Debelle and Douglas Laxton’s 1996 paper on the convex Phillips curve. The authors show that when inflation expectations drift higher, the costs of bringing inflation back down increase disproportionately. This explains why the disinflation in the early 1980s required such forceful action.</w:t>
+      </w:r>
+      <w:r>
+        <w:rPr>
+          <w:color w:val="000000" w:themeColor="text1"/>
+        </w:rPr>
+        <w:br/>
+      </w:r>
+      <w:r>
+        <w:rPr>
+          <w:color w:val="000000" w:themeColor="text1"/>
+        </w:rPr>
+        <w:br/>
+        <w:t>To understand the inflation process, we must distinguish between flexible and sticky prices. Flexible prices react quickly, but they often respond to idiosyncratic shocks. Sticky prices, which make up about 70 percent of the CPI basket, adjust infrequently and reveal firms’ beliefs about inflation over the contract horizon. Sticky-price inflation provides some of the best signals about the underlying inflation process.</w:t>
+      </w:r>
+      <w:r>
+        <w:rPr>
+          <w:color w:val="000000" w:themeColor="text1"/>
+        </w:rPr>
+        <w:br/>
+      </w:r>
+      <w:r>
+        <w:rPr>
+          <w:color w:val="000000" w:themeColor="text1"/>
+        </w:rPr>
+        <w:br/>
+        <w:t>During both the 1970s and the 2021–22 inflation surge, sticky-price components moved sharply upward, signalling persistent inflation pressures earlier than many policymakers recognized.</w:t>
+      </w:r>
+      <w:r>
+        <w:rPr>
+          <w:color w:val="000000" w:themeColor="text1"/>
+        </w:rPr>
+        <w:br/>
+      </w:r>
+      <w:r>
+        <w:rPr>
+          <w:color w:val="000000" w:themeColor="text1"/>
+        </w:rPr>
+        <w:br/>
+        <w:t>Unfortunately, in 2021–22 many central banks relied too heavily on mechanical nowcasting models, unreliable survey expectations, and output gap estimates that did not account for pandemic-driven supply disruptions. These errors delayed policy tightening and allowed inflationary pressures to build.</w:t>
+      </w:r>
+      <w:r>
+        <w:rPr>
+          <w:color w:val="000000" w:themeColor="text1"/>
+        </w:rPr>
+        <w:br/>
+      </w:r>
+      <w:r>
+        <w:rPr>
+          <w:color w:val="000000" w:themeColor="text1"/>
+        </w:rPr>
+        <w:br/>
+        <w:t>FPAS Mark II is designed to avoid such mistakes by focusing on scenario-based analysis and embedding uncertainty directly into the policy process. It encourages economists to examine price-setting behaviour, expectations, and sectoral demand conditions—not just model-generated baselines.</w:t>
+      </w:r>
+      <w:r>
+        <w:rPr>
+          <w:color w:val="000000" w:themeColor="text1"/>
+        </w:rPr>
+        <w:br/>
+      </w:r>
+      <w:r>
+        <w:rPr>
+          <w:color w:val="000000" w:themeColor="text1"/>
+        </w:rPr>
+        <w:br/>
+        <w:t xml:space="preserve">Thank you for watching. I would like to thank </w:t>
+      </w:r>
+      <w:r>
+        <w:rPr>
+          <w:b/>
+          <w:bCs/>
+          <w:color w:val="000000" w:themeColor="text1"/>
+        </w:rPr>
+        <w:t>Douglas Laxton</w:t>
+      </w:r>
+      <w:r>
+        <w:rPr>
+          <w:color w:val="000000" w:themeColor="text1"/>
+        </w:rPr>
+        <w:t xml:space="preserve">, </w:t>
+      </w:r>
+      <w:r>
+        <w:rPr>
+          <w:b/>
+          <w:bCs/>
+          <w:color w:val="000000" w:themeColor="text1"/>
+        </w:rPr>
+        <w:t>Jared Laxton</w:t>
+      </w:r>
+      <w:r>
+        <w:rPr>
+          <w:color w:val="000000" w:themeColor="text1"/>
+        </w:rPr>
+        <w:t xml:space="preserve">, </w:t>
+      </w:r>
+      <w:r>
+        <w:rPr>
+          <w:b/>
+          <w:bCs/>
+          <w:color w:val="000000" w:themeColor="text1"/>
+        </w:rPr>
+        <w:t>Asya Kostanyan</w:t>
+      </w:r>
+      <w:r>
+        <w:rPr>
+          <w:color w:val="000000" w:themeColor="text1"/>
+        </w:rPr>
+        <w:t xml:space="preserve">, and </w:t>
+      </w:r>
+      <w:r>
+        <w:rPr>
+          <w:b/>
+          <w:bCs/>
+          <w:color w:val="000000" w:themeColor="text1"/>
+        </w:rPr>
+        <w:t>Sopio Mkervalidze</w:t>
+      </w:r>
+      <w:r>
+        <w:rPr>
+          <w:color w:val="000000" w:themeColor="text1"/>
+        </w:rPr>
+        <w:t xml:space="preserve"> for their guidance in producing this series. See you in the next video.</w:t>
+      </w:r>
+      <w:r>
+        <w:rPr>
+          <w:color w:val="000000" w:themeColor="text1"/>
+        </w:rPr>
+        <w:br/>
+      </w:r>
+    </w:p>
+    <w:p>
+      <w:pPr>
+        <w:rPr>
+          <w:b/>
+          <w:bCs/>
+          <w:color w:val="000000" w:themeColor="text1"/>
+        </w:rPr>
+      </w:pPr>
+      <w:r>
+        <w:rPr>
+          <w:b/>
+          <w:bCs/>
+          <w:color w:val="000000" w:themeColor="text1"/>
+        </w:rPr>
+        <w:t>See you there.</w:t>
+      </w:r>
     </w:p>
     <w:p/>
     <w:sectPr>
@@ -830,6 +1479,27 @@
 <file path=word/numbering.xml><?xml version="1.0" encoding="utf-8"?>
 <w:numbering xmlns:wpc="http://schemas.microsoft.com/office/word/2010/wordprocessingCanvas" xmlns:cx="http://schemas.microsoft.com/office/drawing/2014/chartex" xmlns:cx1="http://schemas.microsoft.com/office/drawing/2015/9/8/chartex" xmlns:cx2="http://schemas.microsoft.com/office/drawing/2015/10/21/chartex" xmlns:cx3="http://schemas.microsoft.com/office/drawing/2016/5/9/chartex" xmlns:cx4="http://schemas.microsoft.com/office/drawing/2016/5/10/chartex" xmlns:cx5="http://schemas.microsoft.com/office/drawing/2016/5/11/chartex" xmlns:cx6="http://schemas.microsoft.com/office/drawing/2016/5/12/chartex" xmlns:cx7="http://schemas.microsoft.com/office/drawing/2016/5/13/chartex" xmlns:cx8="http://schemas.microsoft.com/office/drawing/2016/5/14/chartex" xmlns:mc="http://schemas.openxmlformats.org/markup-compatibility/2006" xmlns:aink="http://schemas.microsoft.com/office/drawing/2016/ink" xmlns:am3d="http://schemas.microsoft.com/office/drawing/2017/model3d" xmlns:o="urn:schemas-microsoft-com:office:office" xmlns:oel="http://schemas.microsoft.com/office/2019/extlst" xmlns:r="http://schemas.openxmlformats.org/officeDocument/2006/relationships" xmlns:m="http://schemas.openxmlformats.org/officeDocument/2006/math" xmlns:v="urn:schemas-microsoft-com:vml" xmlns:wp14="http://schemas.microsoft.com/office/word/2010/wordprocessingDrawing" xmlns:wp="http://schemas.openxmlformats.org/drawingml/2006/wordprocessingDrawing" xmlns:w10="urn:schemas-microsoft-com:office:word" xmlns:w="http://schemas.openxmlformats.org/wordprocessingml/2006/main" xmlns:w14="http://schemas.microsoft.com/office/word/2010/wordml" xmlns:w15="http://schemas.microsoft.com/office/word/2012/wordml" xmlns:w16cex="http://schemas.microsoft.com/office/word/2018/wordml/cex" xmlns:w16cid="http://schemas.microsoft.com/office/word/2016/wordml/cid" xmlns:w16="http://schemas.microsoft.com/office/word/2018/wordml" xmlns:w16du="http://schemas.microsoft.com/office/word/2023/wordml/word16du" xmlns:w16sdtdh="http://schemas.microsoft.com/office/word/2020/wordml/sdtdatahash" xmlns:w16sdtfl="http://schemas.microsoft.com/office/word/2024/wordml/sdtformatlock" xmlns:w16se="http://schemas.microsoft.com/office/word/2015/wordml/symex" xmlns:wpg="http://schemas.microsoft.com/office/word/2010/wordprocessingGroup" xmlns:wpi="http://schemas.microsoft.com/office/word/2010/wordprocessingInk" xmlns:wne="http://schemas.microsoft.com/office/word/2006/wordml" xmlns:wps="http://schemas.microsoft.com/office/word/2010/wordprocessingShape" mc:Ignorable="w14 w15 w16se w16cid w16 w16cex w16sdtdh w16sdtfl w16du wp14">
   <w:abstractNum w:abstractNumId="0" w15:restartNumberingAfterBreak="0">
+    <w:nsid w:val="FFFFFF89"/>
+    <w:multiLevelType w:val="singleLevel"/>
+    <w:tmpl w:val="D96E129C"/>
+    <w:lvl w:ilvl="0">
+      <w:start w:val="1"/>
+      <w:numFmt w:val="bullet"/>
+      <w:pStyle w:val="ListBullet"/>
+      <w:lvlText w:val=""/>
+      <w:lvlJc w:val="left"/>
+      <w:pPr>
+        <w:tabs>
+          <w:tab w:val="num" w:pos="360"/>
+        </w:tabs>
+        <w:ind w:left="360" w:hanging="360"/>
+      </w:pPr>
+      <w:rPr>
+        <w:rFonts w:ascii="Symbol" w:hAnsi="Symbol" w:hint="default"/>
+      </w:rPr>
+    </w:lvl>
+  </w:abstractNum>
+  <w:abstractNum w:abstractNumId="1" w15:restartNumberingAfterBreak="0">
     <w:nsid w:val="29BE19FE"/>
     <w:multiLevelType w:val="multilevel"/>
     <w:tmpl w:val="9AC4FF30"/>
@@ -978,7 +1648,7 @@
       </w:rPr>
     </w:lvl>
   </w:abstractNum>
-  <w:abstractNum w:abstractNumId="1" w15:restartNumberingAfterBreak="0">
+  <w:abstractNum w:abstractNumId="2" w15:restartNumberingAfterBreak="0">
     <w:nsid w:val="50FF0CB0"/>
     <w:multiLevelType w:val="multilevel"/>
     <w:tmpl w:val="D1FC7074"/>
@@ -1128,10 +1798,13 @@
     </w:lvl>
   </w:abstractNum>
   <w:num w:numId="1" w16cid:durableId="756826114">
-    <w:abstractNumId w:val="0"/>
+    <w:abstractNumId w:val="1"/>
   </w:num>
   <w:num w:numId="2" w16cid:durableId="1105033860">
-    <w:abstractNumId w:val="1"/>
+    <w:abstractNumId w:val="2"/>
+  </w:num>
+  <w:num w:numId="3" w16cid:durableId="1321036429">
+    <w:abstractNumId w:val="0"/>
   </w:num>
 </w:numbering>
 </file>
@@ -2155,6 +2828,31 @@
     <w:semiHidden/>
     <w:rsid w:val="009659F4"/>
   </w:style>
+  <w:style w:type="paragraph" w:styleId="ListBullet">
+    <w:name w:val="List Bullet"/>
+    <w:basedOn w:val="Normal"/>
+    <w:uiPriority w:val="99"/>
+    <w:unhideWhenUsed/>
+    <w:rsid w:val="00F1399B"/>
+    <w:pPr>
+      <w:numPr>
+        <w:numId w:val="3"/>
+      </w:numPr>
+      <w:tabs>
+        <w:tab w:val="clear" w:pos="360"/>
+      </w:tabs>
+      <w:spacing w:after="200" w:line="276" w:lineRule="auto"/>
+      <w:ind w:left="0" w:firstLine="0"/>
+      <w:contextualSpacing/>
+    </w:pPr>
+    <w:rPr>
+      <w:kern w:val="0"/>
+      <w:sz w:val="22"/>
+      <w:szCs w:val="22"/>
+      <w:lang w:val="en-US" w:eastAsia="en-US"/>
+      <w14:ligatures w14:val="none"/>
+    </w:rPr>
+  </w:style>
 </w:styles>
 </file>
 
